--- a/rapports/2026-06-06/EQ6/EQ6_sup_v2/DR_013202020118/49-38-60-13.docx
+++ b/rapports/2026-06-06/EQ6/EQ6_sup_v2/DR_013202020118/49-38-60-13.docx
@@ -297,7 +297,7 @@
           <w:color w:val="1F6FEB"/>
           <w:sz w:val="22"/>
         </w:rPr>
-        <w:t>⚠ INCOHÉRENCES À CORRIGER (65)</w:t>
+        <w:t>⚠ INCOHÉRENCES À CORRIGER (58)</w:t>
       </w:r>
     </w:p>
     <w:tbl>
@@ -814,7 +814,7 @@
                 <w:color w:val="16A34A"/>
                 <w:sz w:val="16"/>
               </w:rPr>
-              <w:t>—</w:t>
+              <w:t>s02q33, s01q00b</w:t>
             </w:r>
           </w:p>
         </w:tc>
@@ -845,7 +845,7 @@
                 <w:i w:val="0"/>
                 <w:sz w:val="17"/>
               </w:rPr>
-              <w:t>Incohérence!!! seulement les écoles gouvermentales paient les cotisations (Gouvernement, communauté, ONG ou organisation humanitaire).</w:t>
+              <w:t>Incoherent!!! La dernière fois que MARIE  BERNARD  BADJI a  fréquenté l'école est 9999.</w:t>
             </w:r>
           </w:p>
         </w:tc>
@@ -994,7 +994,7 @@
                 <w:color w:val="16A34A"/>
                 <w:sz w:val="16"/>
               </w:rPr>
-              <w:t>—</w:t>
+              <w:t>s01q32, s01q36, s01q38, s04q37_modif, s02q33, s02q34, s01q00b</w:t>
             </w:r>
           </w:p>
         </w:tc>
@@ -1025,7 +1025,7 @@
                 <w:i w:val="0"/>
                 <w:sz w:val="17"/>
               </w:rPr>
-              <w:t>Incohérence!!! seulement les écoles privées paient les frais de scolarité (y compris les frais d'inscription).</w:t>
+              <w:t>Peu probable!!! Vu l'âge (21 ans) de AMADOU HOTT ou l'année à laquelle AMADOU HOTT a fréquenté l'école pour la dernière fois (2021) le dernier diplome de AMADOU HOTT ne peut être le Certificat d'études primaires (CEP), prière de corriger cette incohérence ou confirmer avec le QG.</w:t>
             </w:r>
           </w:p>
         </w:tc>
@@ -1058,7 +1058,7 @@
                 <w:i w:val="0"/>
                 <w:sz w:val="16"/>
               </w:rPr>
-              <w:t>S02</w:t>
+              <w:t>S11</w:t>
               <w:br/>
             </w:r>
             <w:r>
@@ -1068,7 +1068,7 @@
                 <w:color w:val="64748B"/>
                 <w:sz w:val="14"/>
               </w:rPr>
-              <w:t>Éducation</w:t>
+              <w:t>Logement / cadre de vie</w:t>
             </w:r>
           </w:p>
         </w:tc>
@@ -1084,7 +1084,7 @@
                 <w:color w:val="16A34A"/>
                 <w:sz w:val="16"/>
               </w:rPr>
-              <w:t>s02q33, s01q00b</w:t>
+              <w:t>—</w:t>
             </w:r>
           </w:p>
         </w:tc>
@@ -1115,7 +1115,7 @@
                 <w:i w:val="0"/>
                 <w:sz w:val="17"/>
               </w:rPr>
-              <w:t>Incoherent!!! La dernière fois que MARIE  BERNARD  BADJI a  fréquenté l'école est 9999.</w:t>
+              <w:t>Incoherence!! Le ménage a depensé .</w:t>
             </w:r>
           </w:p>
         </w:tc>
@@ -1148,7 +1148,7 @@
                 <w:i w:val="0"/>
                 <w:sz w:val="16"/>
               </w:rPr>
-              <w:t>S02</w:t>
+              <w:t>S11</w:t>
               <w:br/>
             </w:r>
             <w:r>
@@ -1158,7 +1158,7 @@
                 <w:color w:val="64748B"/>
                 <w:sz w:val="14"/>
               </w:rPr>
-              <w:t>Éducation</w:t>
+              <w:t>Logement / cadre de vie</w:t>
             </w:r>
           </w:p>
         </w:tc>
@@ -1174,7 +1174,7 @@
                 <w:color w:val="16A34A"/>
                 <w:sz w:val="16"/>
               </w:rPr>
-              <w:t>s01q32, s01q36, s01q38, s04q37_modif, s02q33, s02q34, s01q00b</w:t>
+              <w:t>s01q29, s01q31, s04q24, s00q04, s11q21, s09fq03, s09fq011</w:t>
             </w:r>
           </w:p>
         </w:tc>
@@ -1205,7 +1205,7 @@
                 <w:i w:val="0"/>
                 <w:sz w:val="17"/>
               </w:rPr>
-              <w:t>Peu probable!!! Vu l'âge (21 ans) de AMADOU HOTT ou l'année à laquelle AMADOU HOTT a fréquenté l'école pour la dernière fois (2021) le dernier diplome de AMADOU HOTT ne peut être le Certificat d'études primaires (CEP), prière de corriger cette incohérence ou confirmer avec le QG.</w:t>
+              <w:t>FCFA dans Frais de connexion au réseau de distribution d'eau mais dit ne pas être connecté à un réseau d'eau courante, prière de corriger cette incoherenceIl manque des informations non renseignées, prière de renseignés toutes les questions.</w:t>
             </w:r>
           </w:p>
         </w:tc>
@@ -1220,10 +1220,10 @@
               <w:rPr>
                 <w:b/>
                 <w:i w:val="0"/>
-                <w:color w:val="DC2626"/>
+                <w:color w:val="EA580C"/>
                 <w:sz w:val="16"/>
               </w:rPr>
-              <w:t>Haute</w:t>
+              <w:t>Moyenne</w:t>
             </w:r>
           </w:p>
         </w:tc>
@@ -1238,7 +1238,7 @@
                 <w:i w:val="0"/>
                 <w:sz w:val="16"/>
               </w:rPr>
-              <w:t>S11</w:t>
+              <w:t>S00</w:t>
               <w:br/>
             </w:r>
             <w:r>
@@ -1248,7 +1248,7 @@
                 <w:color w:val="64748B"/>
                 <w:sz w:val="14"/>
               </w:rPr>
-              <w:t>Logement / cadre de vie</w:t>
+              <w:t>Identification</w:t>
             </w:r>
           </w:p>
         </w:tc>
@@ -1295,7 +1295,7 @@
                 <w:i w:val="0"/>
                 <w:sz w:val="17"/>
               </w:rPr>
-              <w:t>Incoherence!! Le ménage a depensé .</w:t>
+              <w:t>L'adresse ou la localisation du ménage doit être bien renseignée, ne doit pas contenir des numéros de téléphone et elle semble courte pour être une adresse.</w:t>
             </w:r>
           </w:p>
         </w:tc>
@@ -1310,10 +1310,10 @@
               <w:rPr>
                 <w:b/>
                 <w:i w:val="0"/>
-                <w:color w:val="DC2626"/>
+                <w:color w:val="EA580C"/>
                 <w:sz w:val="16"/>
               </w:rPr>
-              <w:t>Haute</w:t>
+              <w:t>Moyenne</w:t>
             </w:r>
           </w:p>
         </w:tc>
@@ -1328,7 +1328,7 @@
                 <w:i w:val="0"/>
                 <w:sz w:val="16"/>
               </w:rPr>
-              <w:t>S11</w:t>
+              <w:t>S00</w:t>
               <w:br/>
             </w:r>
             <w:r>
@@ -1338,7 +1338,7 @@
                 <w:color w:val="64748B"/>
                 <w:sz w:val="14"/>
               </w:rPr>
-              <w:t>Logement / cadre de vie</w:t>
+              <w:t>Identification</w:t>
             </w:r>
           </w:p>
         </w:tc>
@@ -1354,7 +1354,7 @@
                 <w:color w:val="16A34A"/>
                 <w:sz w:val="16"/>
               </w:rPr>
-              <w:t>s01q29, s01q31, s04q24, s00q04, s11q21, s09fq03, s09fq011</w:t>
+              <w:t>—</w:t>
             </w:r>
           </w:p>
         </w:tc>
@@ -1385,7 +1385,7 @@
                 <w:i w:val="0"/>
                 <w:sz w:val="17"/>
               </w:rPr>
-              <w:t>FCFA dans Frais de connexion au réseau de distribution d'eau mais dit ne pas être connecté à un réseau d'eau courante, prière de corriger cette incoherenceIl manque des informations non renseignées, prière de renseignés toutes les questions.</w:t>
+              <w:t>Prière de renseigner la bonne adresse.</w:t>
             </w:r>
           </w:p>
         </w:tc>
@@ -1418,7 +1418,7 @@
                 <w:i w:val="0"/>
                 <w:sz w:val="16"/>
               </w:rPr>
-              <w:t>S00</w:t>
+              <w:t>S01</w:t>
               <w:br/>
             </w:r>
             <w:r>
@@ -1428,7 +1428,7 @@
                 <w:color w:val="64748B"/>
                 <w:sz w:val="14"/>
               </w:rPr>
-              <w:t>Identification</w:t>
+              <w:t>Démographie</w:t>
             </w:r>
           </w:p>
         </w:tc>
@@ -1475,7 +1475,7 @@
                 <w:i w:val="0"/>
                 <w:sz w:val="17"/>
               </w:rPr>
-              <w:t>L'adresse ou la localisation du ménage doit être bien renseignée, ne doit pas contenir des numéros de téléphone et elle semble courte pour être une adresse.</w:t>
+              <w:t>Attention ! Le montant (10000 Fcfa) dépensé ou reçu en cadeau pour les cartes prépayées, les transferts de crédit et les abonnements de  AMADOU HOTT est relativement élevé par rapport aux autres montants depansés observés dans cette zone.</w:t>
             </w:r>
           </w:p>
         </w:tc>
@@ -1508,7 +1508,7 @@
                 <w:i w:val="0"/>
                 <w:sz w:val="16"/>
               </w:rPr>
-              <w:t>S00</w:t>
+              <w:t>S01</w:t>
               <w:br/>
             </w:r>
             <w:r>
@@ -1518,7 +1518,7 @@
                 <w:color w:val="64748B"/>
                 <w:sz w:val="14"/>
               </w:rPr>
-              <w:t>Identification</w:t>
+              <w:t>Démographie</w:t>
             </w:r>
           </w:p>
         </w:tc>
@@ -1565,7 +1565,7 @@
                 <w:i w:val="0"/>
                 <w:sz w:val="17"/>
               </w:rPr>
-              <w:t>Prière de renseigner la bonne adresse.</w:t>
+              <w:t>Prière de corriger ou de confirmer avec le QG.</w:t>
             </w:r>
           </w:p>
         </w:tc>
@@ -1624,7 +1624,7 @@
                 <w:color w:val="16A34A"/>
                 <w:sz w:val="16"/>
               </w:rPr>
-              <w:t>—</w:t>
+              <w:t>s01q41a, s01q00b</w:t>
             </w:r>
           </w:p>
         </w:tc>
@@ -1655,7 +1655,7 @@
                 <w:i w:val="0"/>
                 <w:sz w:val="17"/>
               </w:rPr>
-              <w:t>Attention ! Le montant (10000 Fcfa) dépensé ou reçu en cadeau pour les cartes prépayées, les transferts de crédit et les abonnements de  AMADOU HOTT est relativement élevé par rapport aux autres montants depansés observés dans cette zone.</w:t>
+              <w:t>Attention ! Le montant (10000 Fcfa) dépensé ou reçu en cadeau pour les recharges internet ou de forfaits de données mobiles(hors appels vocaux), aucours des 30 derniers jours de  AMADOU HOTT est relativement élevé par rapport aux autres montants depansés observés dans cette zone.</w:t>
             </w:r>
           </w:p>
         </w:tc>
@@ -1745,7 +1745,7 @@
                 <w:i w:val="0"/>
                 <w:sz w:val="17"/>
               </w:rPr>
-              <w:t>Prière de corriger ou de confirmer avec le QG.</w:t>
+              <w:t>Attention ! Le montant (10000 Fcfa) dépensé ou reçu en cadeau pour les cartes prépayées, les transferts de crédit et les abonnements de  IDRISSA HOTT est relativement élevé par rapport aux autres montants depansés observés dans cette zone.</w:t>
             </w:r>
           </w:p>
         </w:tc>
@@ -1835,7 +1835,7 @@
                 <w:i w:val="0"/>
                 <w:sz w:val="17"/>
               </w:rPr>
-              <w:t>Attention ! Le montant (10000 Fcfa) dépensé ou reçu en cadeau pour les recharges internet ou de forfaits de données mobiles(hors appels vocaux), aucours des 30 derniers jours de  AMADOU HOTT est relativement élevé par rapport aux autres montants depansés observés dans cette zone.</w:t>
+              <w:t>Attention ! Le montant (10000 Fcfa) dépensé ou reçu en cadeau pour les recharges internet ou de forfaits de données mobiles(hors appels vocaux), aucours des 30 derniers jours de  IDRISSA HOTT est relativement élevé par rapport aux autres montants depansés observés dans cette zone.</w:t>
             </w:r>
           </w:p>
         </w:tc>
@@ -1925,637 +1925,7 @@
                 <w:i w:val="0"/>
                 <w:sz w:val="17"/>
               </w:rPr>
-              <w:t>Attention ! Le montant (10000 Fcfa) dépensé ou reçu en cadeau pour les cartes prépayées, les transferts de crédit et les abonnements de  IDRISSA HOTT est relativement élevé par rapport aux autres montants depansés observés dans cette zone.</w:t>
-            </w:r>
-          </w:p>
-        </w:tc>
-      </w:tr>
-      <w:tr>
-        <w:tc>
-          <w:tcPr>
-            <w:tcW w:type="dxa" w:w="964"/>
-          </w:tcPr>
-          <w:p>
-            <w:r>
-              <w:rPr>
-                <w:b/>
-                <w:i w:val="0"/>
-                <w:color w:val="EA580C"/>
-                <w:sz w:val="16"/>
-              </w:rPr>
-              <w:t>Moyenne</w:t>
-            </w:r>
-          </w:p>
-        </w:tc>
-        <w:tc>
-          <w:tcPr>
-            <w:tcW w:type="dxa" w:w="1247"/>
-          </w:tcPr>
-          <w:p>
-            <w:r>
-              <w:rPr>
-                <w:b/>
-                <w:i w:val="0"/>
-                <w:sz w:val="16"/>
-              </w:rPr>
-              <w:t>S01</w:t>
-              <w:br/>
-            </w:r>
-            <w:r>
-              <w:rPr>
-                <w:b w:val="0"/>
-                <w:i w:val="0"/>
-                <w:color w:val="64748B"/>
-                <w:sz w:val="14"/>
-              </w:rPr>
-              <w:t>Démographie</w:t>
-            </w:r>
-          </w:p>
-        </w:tc>
-        <w:tc>
-          <w:tcPr>
-            <w:tcW w:type="dxa" w:w="1531"/>
-          </w:tcPr>
-          <w:p>
-            <w:r>
-              <w:rPr>
-                <w:b/>
-                <w:i w:val="0"/>
-                <w:color w:val="16A34A"/>
-                <w:sz w:val="16"/>
-              </w:rPr>
-              <w:t>s01q41a, s01q00b</w:t>
-            </w:r>
-          </w:p>
-        </w:tc>
-        <w:tc>
-          <w:tcPr>
-            <w:tcW w:type="dxa" w:w="1191"/>
-          </w:tcPr>
-          <w:p>
-            <w:r>
-              <w:rPr>
-                <w:b w:val="0"/>
-                <w:i w:val="0"/>
-                <w:color w:val="64748B"/>
-                <w:sz w:val="16"/>
-              </w:rPr>
-              <w:t>GT-CQ</w:t>
-            </w:r>
-          </w:p>
-        </w:tc>
-        <w:tc>
-          <w:tcPr>
-            <w:tcW w:type="dxa" w:w="4706"/>
-          </w:tcPr>
-          <w:p>
-            <w:r>
-              <w:rPr>
-                <w:b w:val="0"/>
-                <w:i w:val="0"/>
-                <w:sz w:val="17"/>
-              </w:rPr>
-              <w:t>Attention ! Le montant (10000 Fcfa) dépensé ou reçu en cadeau pour les recharges internet ou de forfaits de données mobiles(hors appels vocaux), aucours des 30 derniers jours de  IDRISSA HOTT est relativement élevé par rapport aux autres montants depansés observés dans cette zone.</w:t>
-            </w:r>
-          </w:p>
-        </w:tc>
-      </w:tr>
-      <w:tr>
-        <w:tc>
-          <w:tcPr>
-            <w:tcW w:type="dxa" w:w="964"/>
-          </w:tcPr>
-          <w:p>
-            <w:r>
-              <w:rPr>
-                <w:b/>
-                <w:i w:val="0"/>
-                <w:color w:val="EA580C"/>
-                <w:sz w:val="16"/>
-              </w:rPr>
-              <w:t>Moyenne</w:t>
-            </w:r>
-          </w:p>
-        </w:tc>
-        <w:tc>
-          <w:tcPr>
-            <w:tcW w:type="dxa" w:w="1247"/>
-          </w:tcPr>
-          <w:p>
-            <w:r>
-              <w:rPr>
-                <w:b/>
-                <w:i w:val="0"/>
-                <w:sz w:val="16"/>
-              </w:rPr>
-              <w:t>S01</w:t>
-              <w:br/>
-            </w:r>
-            <w:r>
-              <w:rPr>
-                <w:b w:val="0"/>
-                <w:i w:val="0"/>
-                <w:color w:val="64748B"/>
-                <w:sz w:val="14"/>
-              </w:rPr>
-              <w:t>Démographie</w:t>
-            </w:r>
-          </w:p>
-        </w:tc>
-        <w:tc>
-          <w:tcPr>
-            <w:tcW w:type="dxa" w:w="1531"/>
-          </w:tcPr>
-          <w:p>
-            <w:r>
-              <w:rPr>
-                <w:b/>
-                <w:i w:val="0"/>
-                <w:color w:val="16A34A"/>
-                <w:sz w:val="16"/>
-              </w:rPr>
-              <w:t>s00q27, s01q03a, s01q03b, s01q03c, s01q00b</w:t>
-            </w:r>
-          </w:p>
-        </w:tc>
-        <w:tc>
-          <w:tcPr>
-            <w:tcW w:type="dxa" w:w="1191"/>
-          </w:tcPr>
-          <w:p>
-            <w:r>
-              <w:rPr>
-                <w:b w:val="0"/>
-                <w:i w:val="0"/>
-                <w:color w:val="64748B"/>
-                <w:sz w:val="16"/>
-              </w:rPr>
-              <w:t>GT-CQ</w:t>
-            </w:r>
-          </w:p>
-        </w:tc>
-        <w:tc>
-          <w:tcPr>
-            <w:tcW w:type="dxa" w:w="4706"/>
-          </w:tcPr>
-          <w:p>
-            <w:r>
-              <w:rPr>
-                <w:b w:val="0"/>
-                <w:i w:val="0"/>
-                <w:sz w:val="17"/>
-              </w:rPr>
-              <w:t>Les informations sur l'acte de naissance (ni Jours, ni mois et ni années) de  MARIE  BERNARD  BADJI  manquent, s'il vous plait pouvez-vous fournir d'effort pour avoir ces informations.</w:t>
-            </w:r>
-          </w:p>
-        </w:tc>
-      </w:tr>
-      <w:tr>
-        <w:tc>
-          <w:tcPr>
-            <w:tcW w:type="dxa" w:w="964"/>
-          </w:tcPr>
-          <w:p>
-            <w:r>
-              <w:rPr>
-                <w:b/>
-                <w:i w:val="0"/>
-                <w:color w:val="EA580C"/>
-                <w:sz w:val="16"/>
-              </w:rPr>
-              <w:t>Moyenne</w:t>
-            </w:r>
-          </w:p>
-        </w:tc>
-        <w:tc>
-          <w:tcPr>
-            <w:tcW w:type="dxa" w:w="1247"/>
-          </w:tcPr>
-          <w:p>
-            <w:r>
-              <w:rPr>
-                <w:b/>
-                <w:i w:val="0"/>
-                <w:sz w:val="16"/>
-              </w:rPr>
-              <w:t>S01</w:t>
-              <w:br/>
-            </w:r>
-            <w:r>
-              <w:rPr>
-                <w:b w:val="0"/>
-                <w:i w:val="0"/>
-                <w:color w:val="64748B"/>
-                <w:sz w:val="14"/>
-              </w:rPr>
-              <w:t>Démographie</w:t>
-            </w:r>
-          </w:p>
-        </w:tc>
-        <w:tc>
-          <w:tcPr>
-            <w:tcW w:type="dxa" w:w="1531"/>
-          </w:tcPr>
-          <w:p>
-            <w:r>
-              <w:rPr>
-                <w:b/>
-                <w:i w:val="0"/>
-                <w:color w:val="16A34A"/>
-                <w:sz w:val="16"/>
-              </w:rPr>
-              <w:t>s00q27, s01q03a, s01q03b, s01q03c, s01q00b</w:t>
-            </w:r>
-          </w:p>
-        </w:tc>
-        <w:tc>
-          <w:tcPr>
-            <w:tcW w:type="dxa" w:w="1191"/>
-          </w:tcPr>
-          <w:p>
-            <w:r>
-              <w:rPr>
-                <w:b w:val="0"/>
-                <w:i w:val="0"/>
-                <w:color w:val="64748B"/>
-                <w:sz w:val="16"/>
-              </w:rPr>
-              <w:t>GT-CQ</w:t>
-            </w:r>
-          </w:p>
-        </w:tc>
-        <w:tc>
-          <w:tcPr>
-            <w:tcW w:type="dxa" w:w="4706"/>
-          </w:tcPr>
-          <w:p>
-            <w:r>
-              <w:rPr>
-                <w:b w:val="0"/>
-                <w:i w:val="0"/>
-                <w:sz w:val="17"/>
-              </w:rPr>
-              <w:t>Les informations sur l'acte de naissance (ni Jours, ni mois et ni années) de  OUMY DIOP  manquent, s'il vous plait pouvez-vous fournir d'effort pour avoir ces informations.</w:t>
-            </w:r>
-          </w:p>
-        </w:tc>
-      </w:tr>
-      <w:tr>
-        <w:tc>
-          <w:tcPr>
-            <w:tcW w:type="dxa" w:w="964"/>
-          </w:tcPr>
-          <w:p>
-            <w:r>
-              <w:rPr>
-                <w:b/>
-                <w:i w:val="0"/>
-                <w:color w:val="EA580C"/>
-                <w:sz w:val="16"/>
-              </w:rPr>
-              <w:t>Moyenne</w:t>
-            </w:r>
-          </w:p>
-        </w:tc>
-        <w:tc>
-          <w:tcPr>
-            <w:tcW w:type="dxa" w:w="1247"/>
-          </w:tcPr>
-          <w:p>
-            <w:r>
-              <w:rPr>
-                <w:b/>
-                <w:i w:val="0"/>
-                <w:sz w:val="16"/>
-              </w:rPr>
-              <w:t>S01</w:t>
-              <w:br/>
-            </w:r>
-            <w:r>
-              <w:rPr>
-                <w:b w:val="0"/>
-                <w:i w:val="0"/>
-                <w:color w:val="64748B"/>
-                <w:sz w:val="14"/>
-              </w:rPr>
-              <w:t>Démographie</w:t>
-            </w:r>
-          </w:p>
-        </w:tc>
-        <w:tc>
-          <w:tcPr>
-            <w:tcW w:type="dxa" w:w="1531"/>
-          </w:tcPr>
-          <w:p>
-            <w:r>
-              <w:rPr>
-                <w:b/>
-                <w:i w:val="0"/>
-                <w:color w:val="16A34A"/>
-                <w:sz w:val="16"/>
-              </w:rPr>
-              <w:t>—</w:t>
-            </w:r>
-          </w:p>
-        </w:tc>
-        <w:tc>
-          <w:tcPr>
-            <w:tcW w:type="dxa" w:w="1191"/>
-          </w:tcPr>
-          <w:p>
-            <w:r>
-              <w:rPr>
-                <w:b w:val="0"/>
-                <w:i w:val="0"/>
-                <w:color w:val="64748B"/>
-                <w:sz w:val="16"/>
-              </w:rPr>
-              <w:t>GT-CQ</w:t>
-            </w:r>
-          </w:p>
-        </w:tc>
-        <w:tc>
-          <w:tcPr>
-            <w:tcW w:type="dxa" w:w="4706"/>
-          </w:tcPr>
-          <w:p>
-            <w:r>
-              <w:rPr>
-                <w:b w:val="0"/>
-                <w:i w:val="0"/>
-                <w:sz w:val="17"/>
-              </w:rPr>
               <w:t>Prière de corriger.Attention ! Le montant (10000 Fcfa) dépensé ou reçu en cadeau pour les cartes prépayées, les transferts de crédit et les abonnements de  OUMY DIOP est relativement élevé par rapport aux autres montants depansés observés dans cette zone.</w:t>
-            </w:r>
-          </w:p>
-        </w:tc>
-      </w:tr>
-      <w:tr>
-        <w:tc>
-          <w:tcPr>
-            <w:tcW w:type="dxa" w:w="964"/>
-          </w:tcPr>
-          <w:p>
-            <w:r>
-              <w:rPr>
-                <w:b/>
-                <w:i w:val="0"/>
-                <w:color w:val="EA580C"/>
-                <w:sz w:val="16"/>
-              </w:rPr>
-              <w:t>Moyenne</w:t>
-            </w:r>
-          </w:p>
-        </w:tc>
-        <w:tc>
-          <w:tcPr>
-            <w:tcW w:type="dxa" w:w="1247"/>
-          </w:tcPr>
-          <w:p>
-            <w:r>
-              <w:rPr>
-                <w:b/>
-                <w:i w:val="0"/>
-                <w:sz w:val="16"/>
-              </w:rPr>
-              <w:t>S02</w:t>
-              <w:br/>
-            </w:r>
-            <w:r>
-              <w:rPr>
-                <w:b w:val="0"/>
-                <w:i w:val="0"/>
-                <w:color w:val="64748B"/>
-                <w:sz w:val="14"/>
-              </w:rPr>
-              <w:t>Éducation</w:t>
-            </w:r>
-          </w:p>
-        </w:tc>
-        <w:tc>
-          <w:tcPr>
-            <w:tcW w:type="dxa" w:w="1531"/>
-          </w:tcPr>
-          <w:p>
-            <w:r>
-              <w:rPr>
-                <w:b/>
-                <w:i w:val="0"/>
-                <w:color w:val="16A34A"/>
-                <w:sz w:val="16"/>
-              </w:rPr>
-              <w:t>—</w:t>
-            </w:r>
-          </w:p>
-        </w:tc>
-        <w:tc>
-          <w:tcPr>
-            <w:tcW w:type="dxa" w:w="1191"/>
-          </w:tcPr>
-          <w:p>
-            <w:r>
-              <w:rPr>
-                <w:b w:val="0"/>
-                <w:i w:val="0"/>
-                <w:color w:val="64748B"/>
-                <w:sz w:val="16"/>
-              </w:rPr>
-              <w:t>GT-CQ</w:t>
-            </w:r>
-          </w:p>
-        </w:tc>
-        <w:tc>
-          <w:tcPr>
-            <w:tcW w:type="dxa" w:w="4706"/>
-          </w:tcPr>
-          <w:p>
-            <w:r>
-              <w:rPr>
-                <w:b w:val="0"/>
-                <w:i w:val="0"/>
-                <w:sz w:val="17"/>
-              </w:rPr>
-              <w:t>veuillez, s'il vous plait, confirmer la cotisation ( 10000 FCFA) payée de BABACAR NIANE avec le QG ou apporter les corrections nécessaires.</w:t>
-            </w:r>
-          </w:p>
-        </w:tc>
-      </w:tr>
-      <w:tr>
-        <w:tc>
-          <w:tcPr>
-            <w:tcW w:type="dxa" w:w="964"/>
-          </w:tcPr>
-          <w:p>
-            <w:r>
-              <w:rPr>
-                <w:b/>
-                <w:i w:val="0"/>
-                <w:color w:val="EA580C"/>
-                <w:sz w:val="16"/>
-              </w:rPr>
-              <w:t>Moyenne</w:t>
-            </w:r>
-          </w:p>
-        </w:tc>
-        <w:tc>
-          <w:tcPr>
-            <w:tcW w:type="dxa" w:w="1247"/>
-          </w:tcPr>
-          <w:p>
-            <w:r>
-              <w:rPr>
-                <w:b/>
-                <w:i w:val="0"/>
-                <w:sz w:val="16"/>
-              </w:rPr>
-              <w:t>S02</w:t>
-              <w:br/>
-            </w:r>
-            <w:r>
-              <w:rPr>
-                <w:b w:val="0"/>
-                <w:i w:val="0"/>
-                <w:color w:val="64748B"/>
-                <w:sz w:val="14"/>
-              </w:rPr>
-              <w:t>Éducation</w:t>
-            </w:r>
-          </w:p>
-        </w:tc>
-        <w:tc>
-          <w:tcPr>
-            <w:tcW w:type="dxa" w:w="1531"/>
-          </w:tcPr>
-          <w:p>
-            <w:r>
-              <w:rPr>
-                <w:b/>
-                <w:i w:val="0"/>
-                <w:color w:val="16A34A"/>
-                <w:sz w:val="16"/>
-              </w:rPr>
-              <w:t>—</w:t>
-            </w:r>
-          </w:p>
-        </w:tc>
-        <w:tc>
-          <w:tcPr>
-            <w:tcW w:type="dxa" w:w="1191"/>
-          </w:tcPr>
-          <w:p>
-            <w:r>
-              <w:rPr>
-                <w:b w:val="0"/>
-                <w:i w:val="0"/>
-                <w:color w:val="64748B"/>
-                <w:sz w:val="16"/>
-              </w:rPr>
-              <w:t>GT-CQ</w:t>
-            </w:r>
-          </w:p>
-        </w:tc>
-        <w:tc>
-          <w:tcPr>
-            <w:tcW w:type="dxa" w:w="4706"/>
-          </w:tcPr>
-          <w:p>
-            <w:r>
-              <w:rPr>
-                <w:b w:val="0"/>
-                <w:i w:val="0"/>
-                <w:sz w:val="17"/>
-              </w:rPr>
-              <w:t>veuillez, s'il vous plait, confirmer la cotisation ( 5000 FCFA) payée de BAMBA NIANE avec le QG ou apporter les corrections nécessaires.</w:t>
-            </w:r>
-          </w:p>
-        </w:tc>
-      </w:tr>
-      <w:tr>
-        <w:tc>
-          <w:tcPr>
-            <w:tcW w:type="dxa" w:w="964"/>
-          </w:tcPr>
-          <w:p>
-            <w:r>
-              <w:rPr>
-                <w:b/>
-                <w:i w:val="0"/>
-                <w:color w:val="EA580C"/>
-                <w:sz w:val="16"/>
-              </w:rPr>
-              <w:t>Moyenne</w:t>
-            </w:r>
-          </w:p>
-        </w:tc>
-        <w:tc>
-          <w:tcPr>
-            <w:tcW w:type="dxa" w:w="1247"/>
-          </w:tcPr>
-          <w:p>
-            <w:r>
-              <w:rPr>
-                <w:b/>
-                <w:i w:val="0"/>
-                <w:sz w:val="16"/>
-              </w:rPr>
-              <w:t>S02</w:t>
-              <w:br/>
-            </w:r>
-            <w:r>
-              <w:rPr>
-                <w:b w:val="0"/>
-                <w:i w:val="0"/>
-                <w:color w:val="64748B"/>
-                <w:sz w:val="14"/>
-              </w:rPr>
-              <w:t>Éducation</w:t>
-            </w:r>
-          </w:p>
-        </w:tc>
-        <w:tc>
-          <w:tcPr>
-            <w:tcW w:type="dxa" w:w="1531"/>
-          </w:tcPr>
-          <w:p>
-            <w:r>
-              <w:rPr>
-                <w:b/>
-                <w:i w:val="0"/>
-                <w:color w:val="16A34A"/>
-                <w:sz w:val="16"/>
-              </w:rPr>
-              <w:t>—</w:t>
-            </w:r>
-          </w:p>
-        </w:tc>
-        <w:tc>
-          <w:tcPr>
-            <w:tcW w:type="dxa" w:w="1191"/>
-          </w:tcPr>
-          <w:p>
-            <w:r>
-              <w:rPr>
-                <w:b w:val="0"/>
-                <w:i w:val="0"/>
-                <w:color w:val="64748B"/>
-                <w:sz w:val="16"/>
-              </w:rPr>
-              <w:t>GT-CQ</w:t>
-            </w:r>
-          </w:p>
-        </w:tc>
-        <w:tc>
-          <w:tcPr>
-            <w:tcW w:type="dxa" w:w="4706"/>
-          </w:tcPr>
-          <w:p>
-            <w:r>
-              <w:rPr>
-                <w:b w:val="0"/>
-                <w:i w:val="0"/>
-                <w:sz w:val="17"/>
-              </w:rPr>
-              <w:t>veuillez, s'il vous plait, confirmer les frais de scolarité ( 5000 FCFA) payée de AICHA NIANE avec le QG ou apporter les corrections nécessaires.</w:t>
             </w:r>
           </w:p>
         </w:tc>
